--- a/Bases de Datos II/Kit docente/Clase 1/Quiz Clase 1 - CLAVE DOCENTE.docx
+++ b/Bases de Datos II/Kit docente/Clase 1/Quiz Clase 1 - CLAVE DOCENTE.docx
@@ -163,7 +163,7 @@
           <w:color w:val="2B2B2B"/>
           <w:sz w:val="20"/>
         </w:rPr>
-        <w:t>8. [Abierta] Respuesta de equipo alineada a ficha (qué sí modelan / qué queda fuera).</w:t>
+        <w:t>8. [Abierta] Respuesta alineada a su ficha (qué sí modela / qué queda fuera).</w:t>
       </w:r>
     </w:p>
     <w:sectPr>
